--- a/docs/transferai-admin/word/92_Guide_Activation_Google_Forms_Social_Lead_Sequence_V1.docx
+++ b/docs/transferai-admin/word/92_Guide_Activation_Google_Forms_Social_Lead_Sequence_V1.docx
@@ -5,11 +5,11 @@
     <w:p>
       <w:pPr>
         <w:pStyle w:val="Title"/>
-        <w:spacing w:after="200"/>
-        <w:jc w:val="center"/>
         <w:pBdr>
           <w:bottom w:val="single" w:sz="8" w:space="1" w:color="D9E2F2"/>
         </w:pBdr>
+        <w:spacing w:after="200"/>
+        <w:jc w:val="center"/>
       </w:pPr>
       <w:r>
         <w:t>Guide d’activation - Google Forms Social Lead Sequence V1</w:t>
